--- a/bachelor-3/semester-1/web-programming/labs/lab5/lab5.docx
+++ b/bachelor-3/semester-1/web-programming/labs/lab5/lab5.docx
@@ -685,7 +685,6 @@
           <w:rFonts w:ascii="Times New Roman" w:hAnsi="Times New Roman" w:cs="Times New Roman"/>
           <w:sz w:val="28"/>
           <w:szCs w:val="28"/>
-          <w:lang w:val="en-US"/>
         </w:rPr>
       </w:pPr>
       <w:r>
@@ -747,7 +746,6 @@
           <w:bCs/>
           <w:sz w:val="28"/>
           <w:szCs w:val="28"/>
-          <w:lang w:val="en-US"/>
         </w:rPr>
       </w:pPr>
       <w:r>
@@ -807,6 +805,7 @@
           <w:rFonts w:ascii="Times New Roman" w:hAnsi="Times New Roman" w:cs="Times New Roman"/>
           <w:b/>
           <w:bCs/>
+          <w:noProof/>
           <w:sz w:val="28"/>
           <w:szCs w:val="28"/>
           <w:lang w:val="en-US"/>
@@ -878,6 +877,7 @@
       <w:r>
         <w:rPr>
           <w:rFonts w:ascii="Times New Roman" w:hAnsi="Times New Roman" w:cs="Times New Roman"/>
+          <w:noProof/>
           <w:sz w:val="28"/>
           <w:szCs w:val="28"/>
         </w:rPr>
@@ -3754,7 +3754,7 @@
           <w:bCs/>
           <w:sz w:val="28"/>
           <w:szCs w:val="28"/>
-          <w:lang w:val="en-US"/>
+          <w:lang w:val="en-RU"/>
         </w:rPr>
       </w:pPr>
       <w:r>
@@ -3764,32 +3764,9 @@
           <w:bCs/>
           <w:sz w:val="28"/>
           <w:szCs w:val="28"/>
-        </w:rPr>
-        <w:t xml:space="preserve">Файл </w:t>
-      </w:r>
-      <w:proofErr w:type="spellStart"/>
-      <w:r>
-        <w:rPr>
-          <w:rFonts w:ascii="Times New Roman" w:hAnsi="Times New Roman" w:cs="Times New Roman"/>
-          <w:b/>
-          <w:bCs/>
-          <w:sz w:val="28"/>
-          <w:szCs w:val="28"/>
-          <w:lang w:val="en-US"/>
-        </w:rPr>
-        <w:t>ErrorManager.jsp</w:t>
-      </w:r>
-      <w:proofErr w:type="spellEnd"/>
-      <w:r>
-        <w:rPr>
-          <w:rFonts w:ascii="Times New Roman" w:hAnsi="Times New Roman" w:cs="Times New Roman"/>
-          <w:b/>
-          <w:bCs/>
-          <w:sz w:val="28"/>
-          <w:szCs w:val="28"/>
-          <w:lang w:val="en-US"/>
-        </w:rPr>
-        <w:t>.</w:t>
+          <w:lang w:val="en-RU"/>
+        </w:rPr>
+        <w:t>Файл ErrorManager.jsp.</w:t>
       </w:r>
     </w:p>
     <w:p>
@@ -4256,7 +4233,6 @@
           <w:bCs/>
           <w:sz w:val="28"/>
           <w:szCs w:val="28"/>
-          <w:lang w:val="en-US"/>
         </w:rPr>
       </w:pPr>
       <w:r>
@@ -4306,6 +4282,7 @@
           <w:rFonts w:ascii="Times New Roman" w:hAnsi="Times New Roman" w:cs="Times New Roman"/>
           <w:b/>
           <w:bCs/>
+          <w:noProof/>
           <w:sz w:val="28"/>
           <w:szCs w:val="28"/>
           <w:lang w:val="en-US"/>
@@ -4439,13 +4416,52 @@
     </w:p>
     <w:p>
       <w:pPr>
+        <w:spacing w:after="0" w:line="360" w:lineRule="auto"/>
+        <w:rPr>
+          <w:rFonts w:ascii="Times New Roman" w:hAnsi="Times New Roman" w:cs="Times New Roman"/>
+          <w:b/>
+          <w:sz w:val="28"/>
+          <w:szCs w:val="28"/>
+        </w:rPr>
+      </w:pPr>
+      <w:r>
+        <w:rPr>
+          <w:rFonts w:ascii="Times New Roman" w:hAnsi="Times New Roman" w:cs="Times New Roman"/>
+          <w:b/>
+          <w:sz w:val="28"/>
+          <w:szCs w:val="28"/>
+        </w:rPr>
+        <w:t>Ссылка на репозиторий с исходным кодом.</w:t>
+      </w:r>
+    </w:p>
+    <w:p>
+      <w:pPr>
+        <w:spacing w:after="0" w:line="360" w:lineRule="auto"/>
+        <w:rPr>
+          <w:rFonts w:ascii="Times New Roman" w:hAnsi="Times New Roman" w:cs="Times New Roman"/>
+          <w:bCs/>
+          <w:sz w:val="28"/>
+          <w:szCs w:val="28"/>
+        </w:rPr>
+      </w:pPr>
+      <w:r>
+        <w:rPr>
+          <w:rFonts w:ascii="Times New Roman" w:hAnsi="Times New Roman" w:cs="Times New Roman"/>
+          <w:bCs/>
+          <w:sz w:val="28"/>
+          <w:szCs w:val="28"/>
+        </w:rPr>
+        <w:t>https://github.com/petrukpyotr/university/tree/main/bachelor-3/semester-1/web-programming/labs/lab5</w:t>
+      </w:r>
+    </w:p>
+    <w:p>
+      <w:pPr>
         <w:rPr>
           <w:rFonts w:ascii="Times New Roman" w:hAnsi="Times New Roman" w:cs="Times New Roman"/>
           <w:b/>
           <w:bCs/>
           <w:sz w:val="28"/>
           <w:szCs w:val="28"/>
-          <w:lang w:val="en-US"/>
         </w:rPr>
       </w:pPr>
     </w:p>
